--- a/06_Problem6_Dynamic_Behavioral_Credit_Scoring/reports/financial_impact_reporting_packaging/Financial_Impact_Report.docx
+++ b/06_Problem6_Dynamic_Behavioral_Credit_Scoring/reports/financial_impact_reporting_packaging/Financial_Impact_Report.docx
@@ -37,6 +37,38 @@
     <w:p>
       <w:r>
         <w:t>The trailing-window recency model (W=3, xgboost) validated in Notebooks 38-40 re-scores an EXISTING book using only a customer's most recent 3 statements, retaining 99.2% of the full-history model's real AUC. This model is currently RECOMMENDED for production. At the F1-optimal operating threshold on the real 89,569-customer holdout, this model correctly flags 19,337 of 23,062 real defaulters (83.8% capture) -- an exact, measured count, not an estimate -- alongside 5,988 false positives. At an ASSUMPTION 20% intervention success rate, net of an ASSUMPTION $35 per-false-positive review cost, this is estimated to net $8,491,170 of benefit per monthly scoring cycle, for an estimated 0.0 months payback on a $60,000 implementation investment.</w:t>
+      </w:r>
+    </w:p>
+    <w:p>
+      <w:r>
+        <w:rPr>
+          <w:b/>
+        </w:rPr>
+        <w:t>Business Impact — Modeled Estimate, Not Audited Value</w:t>
+      </w:r>
+    </w:p>
+    <w:p>
+      <w:r>
+        <w:rPr>
+          <w:b w:val="0"/>
+        </w:rPr>
+        <w:t>The $8,491,170 estimated net benefit per monthly scoring cycle is a self-computed business-impact model built under this report's own stated ASSUMPTION (20% intervention success rate, $35 per-false-positive review cost) — it has not been audited by a third party or realized inside a live institution. The 83.8% real capture rate is a measured holdout result; the dollar figure derived from it is not.</w:t>
+      </w:r>
+    </w:p>
+    <w:p>
+      <w:r>
+        <w:rPr>
+          <w:b/>
+        </w:rPr>
+        <w:t>Independent Audit Status</w:t>
+      </w:r>
+    </w:p>
+    <w:p>
+      <w:r>
+        <w:rPr>
+          <w:b w:val="0"/>
+        </w:rPr>
+        <w:t>This project was developed as an independent portfolio body of work and has not undergone formal validation, audit, or sign-off by a financial institution's model risk management (SR 11-7 or equivalent) function, a third-party auditor, or a regulator. All model outputs, risk metrics, and business-impact figures in this report are self-computed under the assumptions stated herein and have not been realized in a live production environment at a financial institution.</w:t>
       </w:r>
     </w:p>
     <w:p>
